--- a/bakmasters/viz/DOCX-2-instrukciya-po-sborke.docx
+++ b/bakmasters/viz/DOCX-2-instrukciya-po-sborke.docx
@@ -23,7 +23,7 @@
           <w:color w:val="7A6F63"/>
           <w:sz w:val="22"/>
         </w:rPr>
-        <w:t>Пакет материалов для Tilda</w:t>
+        <w:t>Пакет материалов для страницы Tilda</w:t>
       </w:r>
     </w:p>
     <w:p/>
@@ -38,7 +38,7 @@
           <w:color w:val="2B2621"/>
           <w:sz w:val="20"/>
         </w:rPr>
-        <w:t>Всё, что нужно, чтобы собрать страницу руками — без доступа к вашему проекту. Скачайте три файла из этой папки и работайте по порядку.</w:t>
+        <w:t>Всё, что нужно, чтобы собрать страницу руками — без доступа к вашему проекту. Страница про дизайнеров интерьера: малые формы, столешницы и острова из дуба, встроенная подсветка в смоле. Скачайте PDF из этой папки и работайте по порядку.</w:t>
       </w:r>
     </w:p>
     <w:p>
@@ -136,6 +136,225 @@
                 <w:color w:val="2B2621"/>
                 <w:sz w:val="18"/>
               </w:rPr>
+              <w:t>PDF-1-tekst-pod-kopirovanie.pdf</w:t>
+            </w:r>
+          </w:p>
+        </w:tc>
+        <w:tc>
+          <w:tcPr>
+            <w:tcW w:type="dxa" w:w="4986"/>
+          </w:tcPr>
+          <w:p>
+            <w:pPr>
+              <w:spacing w:after="40"/>
+            </w:pPr>
+            <w:r/>
+            <w:r>
+              <w:rPr>
+                <w:rFonts w:ascii="Manrope" w:hAnsi="Manrope"/>
+                <w:b/>
+                <w:color w:val="2B2621"/>
+                <w:sz w:val="18"/>
+              </w:rPr>
+              <w:t>главный файл.</w:t>
+            </w:r>
+            <w:r>
+              <w:rPr>
+                <w:rFonts w:ascii="Manrope" w:hAnsi="Manrope"/>
+                <w:b w:val="0"/>
+                <w:color w:val="2B2621"/>
+                <w:sz w:val="18"/>
+              </w:rPr>
+              <w:t xml:space="preserve"> Текст всех 14 блоков, настройки страницы, цвета, шрифты, вопросы владельцу — 11 страниц</w:t>
+            </w:r>
+          </w:p>
+        </w:tc>
+      </w:tr>
+      <w:tr>
+        <w:tc>
+          <w:tcPr>
+            <w:tcW w:type="dxa" w:w="4986"/>
+          </w:tcPr>
+          <w:p>
+            <w:pPr>
+              <w:spacing w:after="40"/>
+            </w:pPr>
+            <w:r/>
+            <w:r>
+              <w:rPr>
+                <w:rFonts w:ascii="DejaVu Sans Mono" w:hAnsi="DejaVu Sans Mono"/>
+                <w:b w:val="0"/>
+                <w:color w:val="2B2621"/>
+                <w:sz w:val="18"/>
+              </w:rPr>
+              <w:t>PDF-2-instrukciya-po-sborke.pdf</w:t>
+            </w:r>
+          </w:p>
+        </w:tc>
+        <w:tc>
+          <w:tcPr>
+            <w:tcW w:type="dxa" w:w="4986"/>
+          </w:tcPr>
+          <w:p>
+            <w:pPr>
+              <w:spacing w:after="40"/>
+            </w:pPr>
+            <w:r/>
+            <w:r>
+              <w:rPr>
+                <w:rFonts w:ascii="Manrope" w:hAnsi="Manrope"/>
+                <w:b w:val="0"/>
+                <w:color w:val="2B2621"/>
+                <w:sz w:val="18"/>
+              </w:rPr>
+              <w:t>эта инструкция в PDF</w:t>
+            </w:r>
+          </w:p>
+        </w:tc>
+      </w:tr>
+      <w:tr>
+        <w:tc>
+          <w:tcPr>
+            <w:tcW w:type="dxa" w:w="4986"/>
+          </w:tcPr>
+          <w:p>
+            <w:pPr>
+              <w:spacing w:after="40"/>
+            </w:pPr>
+            <w:r/>
+            <w:r>
+              <w:rPr>
+                <w:rFonts w:ascii="DejaVu Sans Mono" w:hAnsi="DejaVu Sans Mono"/>
+                <w:b w:val="0"/>
+                <w:color w:val="2B2621"/>
+                <w:sz w:val="18"/>
+              </w:rPr>
+              <w:t>PDF-3-maket-stranicy.pdf</w:t>
+            </w:r>
+          </w:p>
+        </w:tc>
+        <w:tc>
+          <w:tcPr>
+            <w:tcW w:type="dxa" w:w="4986"/>
+          </w:tcPr>
+          <w:p>
+            <w:pPr>
+              <w:spacing w:after="40"/>
+            </w:pPr>
+            <w:r/>
+            <w:r>
+              <w:rPr>
+                <w:rFonts w:ascii="Manrope" w:hAnsi="Manrope"/>
+                <w:b w:val="0"/>
+                <w:color w:val="2B2621"/>
+                <w:sz w:val="18"/>
+              </w:rPr>
+              <w:t>макет по блокам: обзор страницы целиком + 14 страниц крупно, с подписью «БЛОК N · элемент Tilda»</w:t>
+            </w:r>
+          </w:p>
+        </w:tc>
+      </w:tr>
+      <w:tr>
+        <w:tc>
+          <w:tcPr>
+            <w:tcW w:type="dxa" w:w="4986"/>
+          </w:tcPr>
+          <w:p>
+            <w:pPr>
+              <w:spacing w:after="40"/>
+            </w:pPr>
+            <w:r/>
+            <w:r>
+              <w:rPr>
+                <w:rFonts w:ascii="DejaVu Sans Mono" w:hAnsi="DejaVu Sans Mono"/>
+                <w:b w:val="0"/>
+                <w:color w:val="2B2621"/>
+                <w:sz w:val="18"/>
+              </w:rPr>
+              <w:t>DOCX-1-tekst-pod-kopirovanie.docx</w:t>
+            </w:r>
+          </w:p>
+        </w:tc>
+        <w:tc>
+          <w:tcPr>
+            <w:tcW w:type="dxa" w:w="4986"/>
+          </w:tcPr>
+          <w:p>
+            <w:pPr>
+              <w:spacing w:after="40"/>
+            </w:pPr>
+            <w:r/>
+            <w:r>
+              <w:rPr>
+                <w:rFonts w:ascii="Manrope" w:hAnsi="Manrope"/>
+                <w:b w:val="0"/>
+                <w:color w:val="2B2621"/>
+                <w:sz w:val="18"/>
+              </w:rPr>
+              <w:t>тот же текст в Word — если нужно что-то поправить самому</w:t>
+            </w:r>
+          </w:p>
+        </w:tc>
+      </w:tr>
+      <w:tr>
+        <w:tc>
+          <w:tcPr>
+            <w:tcW w:type="dxa" w:w="4986"/>
+          </w:tcPr>
+          <w:p>
+            <w:pPr>
+              <w:spacing w:after="40"/>
+            </w:pPr>
+            <w:r/>
+            <w:r>
+              <w:rPr>
+                <w:rFonts w:ascii="DejaVu Sans Mono" w:hAnsi="DejaVu Sans Mono"/>
+                <w:b w:val="0"/>
+                <w:color w:val="2B2621"/>
+                <w:sz w:val="18"/>
+              </w:rPr>
+              <w:t>DOCX-2-instrukciya-po-sborke.docx</w:t>
+            </w:r>
+          </w:p>
+        </w:tc>
+        <w:tc>
+          <w:tcPr>
+            <w:tcW w:type="dxa" w:w="4986"/>
+          </w:tcPr>
+          <w:p>
+            <w:pPr>
+              <w:spacing w:after="40"/>
+            </w:pPr>
+            <w:r/>
+            <w:r>
+              <w:rPr>
+                <w:rFonts w:ascii="Manrope" w:hAnsi="Manrope"/>
+                <w:b w:val="0"/>
+                <w:color w:val="2B2621"/>
+                <w:sz w:val="18"/>
+              </w:rPr>
+              <w:t>инструкция в Word</w:t>
+            </w:r>
+          </w:p>
+        </w:tc>
+      </w:tr>
+      <w:tr>
+        <w:tc>
+          <w:tcPr>
+            <w:tcW w:type="dxa" w:w="4986"/>
+          </w:tcPr>
+          <w:p>
+            <w:pPr>
+              <w:spacing w:after="40"/>
+            </w:pPr>
+            <w:r/>
+            <w:r>
+              <w:rPr>
+                <w:rFonts w:ascii="DejaVu Sans Mono" w:hAnsi="DejaVu Sans Mono"/>
+                <w:b w:val="0"/>
+                <w:color w:val="2B2621"/>
+                <w:sz w:val="18"/>
+              </w:rPr>
               <w:t>TEKST-dlya-Tilda.md</w:t>
             </w:r>
           </w:p>
@@ -156,7 +375,7 @@
                 <w:color w:val="2B2621"/>
                 <w:sz w:val="18"/>
               </w:rPr>
-              <w:t>текст всех 13 блоков под копирование + настройки страницы, цвета, шрифты, список вопросов владельцу</w:t>
+              <w:t>исходник текста в markdown (для истории)</w:t>
             </w:r>
           </w:p>
         </w:tc>
@@ -198,7 +417,7 @@
                 <w:color w:val="2B2621"/>
                 <w:sz w:val="18"/>
               </w:rPr>
-              <w:t>макет страницы целиком (1600 × 8432): как должны лечь блоки, тексты и фото. Каждый блок подписан: каким элементом Tilda собирать</w:t>
+              <w:t>макет страницы одной картинкой, 1600 × 10078</w:t>
             </w:r>
           </w:p>
         </w:tc>
@@ -220,7 +439,7 @@
                 <w:color w:val="2B2621"/>
                 <w:sz w:val="18"/>
               </w:rPr>
-              <w:t>foto-01…foto-06.jpg</w:t>
+              <w:t>foto-01…foto-09.jpg</w:t>
             </w:r>
           </w:p>
         </w:tc>
@@ -240,7 +459,7 @@
                 <w:color w:val="2B2621"/>
                 <w:sz w:val="18"/>
               </w:rPr>
-              <w:t>шесть изображений для блоков (обложка, макро, палитра, процесс, размер, борд)</w:t>
+              <w:t>девять изображений: обложка, макро, палитра, процесс, размер, борд + остров, подсветка в смоле, барная стойка</w:t>
             </w:r>
           </w:p>
         </w:tc>
@@ -250,6 +469,20 @@
       <w:pPr>
         <w:spacing w:after="40"/>
       </w:pPr>
+    </w:p>
+    <w:p>
+      <w:pPr>
+        <w:spacing w:after="120"/>
+      </w:pPr>
+      <w:r>
+        <w:rPr>
+          <w:rFonts w:ascii="Manrope" w:hAnsi="Manrope"/>
+          <w:b w:val="0"/>
+          <w:color w:val="2B2621"/>
+          <w:sz w:val="20"/>
+        </w:rPr>
+        <w:t>Начинать с PDF-1 и PDF-3: в первом — что вставлять, во втором — как это должно выглядеть.</w:t>
+      </w:r>
     </w:p>
     <w:p>
       <w:pPr>
@@ -299,7 +532,7 @@
           <w:color w:val="2B2621"/>
           <w:sz w:val="20"/>
         </w:rPr>
-        <w:t>1. Создать страницу (2 мин) «Страницы» → «Создать» → пустая. URL: sotrudnichestvo. Вкладка SEO: вставить Title и Description из TEKST-dlya-Tilda.md (самый верх файла).</w:t>
+        <w:t>1. Создать страницу (2 мин) «Страницы» → «Создать» → пустая. URL: sotrudnichestvo. Вкладка SEO: вставить Title и Description из PDF-1 (самый верх файла).</w:t>
       </w:r>
     </w:p>
     <w:p>
@@ -313,7 +546,7 @@
           <w:color w:val="2B2621"/>
           <w:sz w:val="20"/>
         </w:rPr>
-        <w:t>2. Собрать блоки (30 мин) Идёте по файлу сверху вниз. Перед каждым блоком написано: Элемент Tilda: T-cards — сетка 3 × 2. Смотрите в MAKET-stranicy.jpg, как блок должен выглядеть, и повторяете у себя тем же элементом. Тексты копируете из файла — они уже финальные, ничего дописывать не нужно.</w:t>
+        <w:t>2. Собрать блоки (30 мин) Идёте по PDF-1 сверху вниз. Перед каждым блоком написано: Элемент Tilda: T-cards — сетка 3 × 2. Смотрите в PDF-3 (или в MAKET-stranicy.jpg), как блок должен выглядеть, и повторяете у себя тем же элементом. Тексты копируете из файла — они уже финальные, ничего дописывать не нужно.</w:t>
       </w:r>
     </w:p>
     <w:p>
@@ -327,7 +560,7 @@
           <w:color w:val="2B2621"/>
           <w:sz w:val="20"/>
         </w:rPr>
-        <w:t>3. Настроить цвета и шрифты (5 мин) Палитра и размеры — в разделе «Настройки оформления» в конце файла с текстом. Проще всего: «Настройки сайта» → «Цвета» → поставить фон страницы #F6F1E9, акцент #2F6F6B.</w:t>
+        <w:t>3. Настроить цвета и шрифты (5 мин) Палитра и размеры — в разделе «Настройки оформления» в конце PDF-1. Проще всего: «Настройки сайта» → «Цвета» → поставить фон страницы #F6F1E9, акцент #2F6F6B.</w:t>
       </w:r>
     </w:p>
     <w:p>
@@ -369,17 +602,16 @@
     </w:p>
     <w:p>
       <w:pPr>
-        <w:spacing w:after="0"/>
-        <w:ind w:left="227"/>
-        <w:shd w:val="clear" w:fill="F2EEE7"/>
+        <w:spacing w:after="120"/>
       </w:pPr>
       <w:r>
         <w:rPr>
-          <w:rFonts w:ascii="DejaVu Sans Mono" w:hAnsi="DejaVu Sans Mono"/>
+          <w:rFonts w:ascii="Manrope" w:hAnsi="Manrope"/>
+          <w:b w:val="0"/>
           <w:color w:val="2B2621"/>
-          <w:sz w:val="18"/>
+          <w:sz w:val="20"/>
         </w:rPr>
-        <w:t>0–800 px      обложка: фото, H1, подзаголовок, 2 кнопки, 4 плашки</w:t>
+        <w:t>Высота макета — 10 078 px. Номера те же, что на страницах PDF-3.</w:t>
       </w:r>
     </w:p>
     <w:p>
@@ -394,7 +626,7 @@
           <w:color w:val="2B2621"/>
           <w:sz w:val="18"/>
         </w:rPr>
-        <w:t>800–2100      шесть причин (3 × 2 карточки)</w:t>
+        <w:t>0–940 px      блок 1   обложка: фото, H1, подзаголовок, 2 кнопки, 4 плашки</w:t>
       </w:r>
     </w:p>
     <w:p>
@@ -409,7 +641,7 @@
           <w:color w:val="2B2621"/>
           <w:sz w:val="18"/>
         </w:rPr>
-        <w:t>2100–2900     таблица «что можно включить в проект»</w:t>
+        <w:t>940–1608      блок 2   шесть причин (3 × 2 карточки)</w:t>
       </w:r>
     </w:p>
     <w:p>
@@ -424,7 +656,7 @@
           <w:color w:val="2B2621"/>
           <w:sz w:val="18"/>
         </w:rPr>
-        <w:t>2900–3900     материалы и палитра (таблица + фото образцов)</w:t>
+        <w:t>1608–2320     блок 3   таблица «что можно включить в проект»</w:t>
       </w:r>
     </w:p>
     <w:p>
@@ -439,7 +671,7 @@
           <w:color w:val="2B2621"/>
           <w:sz w:val="18"/>
         </w:rPr>
-        <w:t>3900–4700     шесть шагов (таймлайн)</w:t>
+        <w:t>2320–3818     блок 4   поверхности: столешницы, острова, подсветка (4 карточки + таблица + 3 фото)</w:t>
       </w:r>
     </w:p>
     <w:p>
@@ -454,7 +686,7 @@
           <w:color w:val="2B2621"/>
           <w:sz w:val="18"/>
         </w:rPr>
-        <w:t>4700–5300     что нужно прислать (чек-лист)</w:t>
+        <w:t>3818–4656     блок 5   материалы и палитра (спецификация + фото образцов)</w:t>
       </w:r>
     </w:p>
     <w:p>
@@ -469,7 +701,7 @@
           <w:color w:val="2B2621"/>
           <w:sz w:val="18"/>
         </w:rPr>
-        <w:t>5300–5900     партнёрские условия — главный коммерческий блок</w:t>
+        <w:t>4656–5404     блок 6   шесть шагов работы (таймлайн)</w:t>
       </w:r>
     </w:p>
     <w:p>
@@ -484,7 +716,7 @@
           <w:color w:val="2B2621"/>
           <w:sz w:val="18"/>
         </w:rPr>
-        <w:t>5900–6300     три формата работы</w:t>
+        <w:t>5404–5916     блок 7   что нужно прислать (чек-лист)</w:t>
       </w:r>
     </w:p>
     <w:p>
@@ -499,7 +731,7 @@
           <w:color w:val="2B2621"/>
           <w:sz w:val="18"/>
         </w:rPr>
-        <w:t>6300–7100     проекты (3 фото)</w:t>
+        <w:t>5916–6386     блок 8   партнёрские условия — главный коммерческий блок</w:t>
       </w:r>
     </w:p>
     <w:p>
@@ -514,7 +746,7 @@
           <w:color w:val="2B2621"/>
           <w:sz w:val="18"/>
         </w:rPr>
-        <w:t>7100–7600     другие направления (4 карточки)</w:t>
+        <w:t>6386–6802     блок 9   три формата работы</w:t>
       </w:r>
     </w:p>
     <w:p>
@@ -529,7 +761,7 @@
           <w:color w:val="2B2621"/>
           <w:sz w:val="18"/>
         </w:rPr>
-        <w:t>7600–7900     FAQ (аккордеон)</w:t>
+        <w:t>6802–7374     блок 10  проекты (6 плиток)</w:t>
       </w:r>
     </w:p>
     <w:p>
@@ -544,7 +776,7 @@
           <w:color w:val="2B2621"/>
           <w:sz w:val="18"/>
         </w:rPr>
-        <w:t>7900–8300     форма заявки</w:t>
+        <w:t>7374–7786     блок 11  другие направления (4 карточки)</w:t>
       </w:r>
     </w:p>
     <w:p>
@@ -559,7 +791,37 @@
           <w:color w:val="2B2621"/>
           <w:sz w:val="18"/>
         </w:rPr>
-        <w:t>8300–8432     финальный экран, тёмный</w:t>
+        <w:t>7786–8382     блок 12  FAQ (аккордеон)</w:t>
+      </w:r>
+    </w:p>
+    <w:p>
+      <w:pPr>
+        <w:spacing w:after="0"/>
+        <w:ind w:left="227"/>
+        <w:shd w:val="clear" w:fill="F2EEE7"/>
+      </w:pPr>
+      <w:r>
+        <w:rPr>
+          <w:rFonts w:ascii="DejaVu Sans Mono" w:hAnsi="DejaVu Sans Mono"/>
+          <w:color w:val="2B2621"/>
+          <w:sz w:val="18"/>
+        </w:rPr>
+        <w:t>8382–9600     блок 13  форма заявки, 9 полей</w:t>
+      </w:r>
+    </w:p>
+    <w:p>
+      <w:pPr>
+        <w:spacing w:after="0"/>
+        <w:ind w:left="227"/>
+        <w:shd w:val="clear" w:fill="F2EEE7"/>
+      </w:pPr>
+      <w:r>
+        <w:rPr>
+          <w:rFonts w:ascii="DejaVu Sans Mono" w:hAnsi="DejaVu Sans Mono"/>
+          <w:color w:val="2B2621"/>
+          <w:sz w:val="18"/>
+        </w:rPr>
+        <w:t>9600–10078    финал    тёмный экран, контакты</w:t>
       </w:r>
     </w:p>
     <w:p>
@@ -601,7 +863,7 @@
           <w:color w:val="2B2621"/>
           <w:sz w:val="20"/>
         </w:rPr>
-        <w:t>1. Цифра партнёрской скидки. Блок 7 сейчас с пометкой (уточнить). Дизайнер не позвонит, если не понимает свою маржу. Это единственная цифра, которая реально влияет на конверсию.</w:t>
+        <w:t>1. Цифра партнёрской скидки. Блок 8 сейчас с пометкой (уточнить). Дизайнер не позвонит, если не понимает свою маржу. Это единственная цифра, которая реально влияет на конверсию.</w:t>
       </w:r>
     </w:p>
     <w:p>
@@ -615,7 +877,7 @@
           <w:color w:val="2B2621"/>
           <w:sz w:val="20"/>
         </w:rPr>
-        <w:t>2. Свои фото вместо моих. Шесть кадров в пакете — сгенерированные визуализации: они показывают композицию, свет и что должно быть в кадре. Для сайта нужны ваши реальные изделия. Мои можно поставить временно, чтобы собрать страницу, но заменить до запуска рекламы.</w:t>
+        <w:t>2. Свои фото вместо моих. Девять кадров в пакете — сгенерированные визуализации: они показывают композицию, свет и что должно быть в кадре. Для сайта нужны ваши реальные изделия. Мои можно поставить временно, чтобы собрать страницу, но заменить до запуска рекламы.</w:t>
       </w:r>
     </w:p>
     <w:p>
@@ -682,6 +944,21 @@
           <w:sz w:val="20"/>
         </w:rPr>
         <w:t>Заменить в первую очередь обложку — это первое, что видит дизайнер.</w:t>
+      </w:r>
+    </w:p>
+    <w:p>
+      <w:pPr>
+        <w:pStyle w:val="ListBullet"/>
+        <w:spacing w:after="40"/>
+      </w:pPr>
+      <w:r>
+        <w:rPr>
+          <w:rFonts w:ascii="Manrope" w:hAnsi="Manrope"/>
+          <w:b w:val="0"/>
+          <w:color w:val="2B2621"/>
+          <w:sz w:val="20"/>
+        </w:rPr>
+        <w:t>Кадр подсветки (foto-08) показывайте клиенту на телефоне: он объясняет идею за пять секунд, без слов «эпоксидная смола».</w:t>
       </w:r>
     </w:p>
     <w:p>
@@ -764,7 +1041,7 @@
           <w:color w:val="2B2621"/>
           <w:sz w:val="20"/>
         </w:rPr>
-        <w:t>Таблица уезжает на мобильном — в TEKST-dlya-Tilda.md таблицы даны в markdown; если Tilda не тянет, разбейте на карточки по 3 строки или сделайте скриншот таблицы.</w:t>
+        <w:t>Таблица уезжает на мобильном — в PDF-1 таблицы свёрстаны как на макете; если Tilda не тянет, разбейте на карточки по 3 строки или сделайте скриншот таблицы.</w:t>
       </w:r>
     </w:p>
     <w:p>
@@ -780,6 +1057,107 @@
           <w:sz w:val="20"/>
         </w:rPr>
         <w:t>Нужен другой порядок блоков — скажите, пересоберу макет под новую последовательность, тексты при этом не придётся переписывать.</w:t>
+      </w:r>
+    </w:p>
+    <w:p>
+      <w:pPr>
+        <w:spacing w:before="120" w:after="120"/>
+        <w:pBdr>
+          <w:bottom w:val="single" w:sz="4" w:color="E4DBCD"/>
+        </w:pBdr>
+      </w:pPr>
+    </w:p>
+    <w:p>
+      <w:pPr>
+        <w:keepNext/>
+        <w:spacing w:before="280" w:after="80"/>
+      </w:pPr>
+      <w:r>
+        <w:rPr>
+          <w:rFonts w:ascii="Manrope" w:hAnsi="Manrope"/>
+          <w:b/>
+          <w:color w:val="2F6F6B"/>
+          <w:sz w:val="27"/>
+        </w:rPr>
+        <w:t>Как пересобрать PDF самому</w:t>
+      </w:r>
+    </w:p>
+    <w:p>
+      <w:pPr>
+        <w:spacing w:after="120"/>
+      </w:pPr>
+      <w:r>
+        <w:rPr>
+          <w:rFonts w:ascii="Manrope" w:hAnsi="Manrope"/>
+          <w:b w:val="0"/>
+          <w:color w:val="2B2621"/>
+          <w:sz w:val="20"/>
+        </w:rPr>
+        <w:t>Если правите текст в TEKST-dlya-Tilda.md или README.md:</w:t>
+      </w:r>
+    </w:p>
+    <w:p>
+      <w:pPr>
+        <w:spacing w:after="0"/>
+        <w:ind w:left="227"/>
+        <w:shd w:val="clear" w:fill="F2EEE7"/>
+      </w:pPr>
+      <w:r>
+        <w:rPr>
+          <w:rFonts w:ascii="DejaVu Sans Mono" w:hAnsi="DejaVu Sans Mono"/>
+          <w:color w:val="2B2621"/>
+          <w:sz w:val="18"/>
+        </w:rPr>
+        <w:t>pip install reportlab python-docx</w:t>
+      </w:r>
+    </w:p>
+    <w:p>
+      <w:pPr>
+        <w:spacing w:after="0"/>
+        <w:ind w:left="227"/>
+        <w:shd w:val="clear" w:fill="F2EEE7"/>
+      </w:pPr>
+      <w:r>
+        <w:rPr>
+          <w:rFonts w:ascii="DejaVu Sans Mono" w:hAnsi="DejaVu Sans Mono"/>
+          <w:color w:val="2B2621"/>
+          <w:sz w:val="18"/>
+        </w:rPr>
+        <w:t>python -c "import md2pdf; md2pdf.build(['TEKST-dlya-Tilda.md'],'PDF-1-tekst-pod-kopirovanie.pdf','Сотрудничество: текст под копирование','Страница /sotrudnichestvo · для сборки в Tilda',meta=['Основная ЦА — дизайнеры интерьера','27 октября 2026'],drop_first_h1=True)"</w:t>
+      </w:r>
+    </w:p>
+    <w:p>
+      <w:pPr>
+        <w:spacing w:after="0"/>
+        <w:ind w:left="227"/>
+        <w:shd w:val="clear" w:fill="F2EEE7"/>
+      </w:pPr>
+      <w:r>
+        <w:rPr>
+          <w:rFonts w:ascii="DejaVu Sans Mono" w:hAnsi="DejaVu Sans Mono"/>
+          <w:color w:val="2B2621"/>
+          <w:sz w:val="18"/>
+        </w:rPr>
+        <w:t>python make_pdf_maket.py     # после make_maket.py, если меняли макет</w:t>
+      </w:r>
+    </w:p>
+    <w:p>
+      <w:pPr>
+        <w:spacing w:after="40"/>
+      </w:pPr>
+    </w:p>
+    <w:p>
+      <w:pPr>
+        <w:spacing w:after="120"/>
+      </w:pPr>
+      <w:r>
+        <w:rPr>
+          <w:rFonts w:ascii="Manrope" w:hAnsi="Manrope"/>
+          <w:b w:val="0"/>
+          <w:color w:val="2B2621"/>
+          <w:sz w:val="20"/>
+        </w:rPr>
+        <w:t>Word-версии: python md2docx.py — внутри функция build() с теми же аргументами. Шрифт PDF — Manrope, он встроен в файл, на чужом компьютере ничего ставить не нужно.</w:t>
       </w:r>
     </w:p>
     <w:sectPr>
